--- a/marksmith-v2/test_outputs/challenger_scenario5.docx
+++ b/marksmith-v2/test_outputs/challenger_scenario5.docx
@@ -361,8 +361,8 @@
       </w:r>
     </w:p>
     <w:sectPr>
-      <w:headerReference xmlns:r="http://schemas.openxmlformats.org/officeDocument/2006/relationships" w:type="default" r:id="R5d8b60221ff547ca"/>
-      <w:footerReference xmlns:r="http://schemas.openxmlformats.org/officeDocument/2006/relationships" w:type="default" r:id="R4b7d4e58f5a64e30"/>
+      <w:headerReference xmlns:r="http://schemas.openxmlformats.org/officeDocument/2006/relationships" w:type="default" r:id="R84394c6a6c03407e"/>
+      <w:footerReference xmlns:r="http://schemas.openxmlformats.org/officeDocument/2006/relationships" w:type="default" r:id="R33b186b9897a41ee"/>
       <w:pgSz w:w="11906" w:h="16838"/>
       <w:pgMar w:top="1440" w:right="1440" w:bottom="1440" w:left="1440" w:header="576" w:footer="576" w:gutter="0"/>
       <w:pgBorders w:display="allPages" w:offsetFrom="page">

--- a/marksmith-v2/test_outputs/challenger_scenario5.docx
+++ b/marksmith-v2/test_outputs/challenger_scenario5.docx
@@ -361,8 +361,8 @@
       </w:r>
     </w:p>
     <w:sectPr>
-      <w:headerReference xmlns:r="http://schemas.openxmlformats.org/officeDocument/2006/relationships" w:type="default" r:id="R84394c6a6c03407e"/>
-      <w:footerReference xmlns:r="http://schemas.openxmlformats.org/officeDocument/2006/relationships" w:type="default" r:id="R33b186b9897a41ee"/>
+      <w:headerReference xmlns:r="http://schemas.openxmlformats.org/officeDocument/2006/relationships" w:type="default" r:id="R88f28d20fb984094"/>
+      <w:footerReference xmlns:r="http://schemas.openxmlformats.org/officeDocument/2006/relationships" w:type="default" r:id="R8522367b6cb94486"/>
       <w:pgSz w:w="11906" w:h="16838"/>
       <w:pgMar w:top="1440" w:right="1440" w:bottom="1440" w:left="1440" w:header="576" w:footer="576" w:gutter="0"/>
       <w:pgBorders w:display="allPages" w:offsetFrom="page">

--- a/marksmith-v2/test_outputs/challenger_scenario5.docx
+++ b/marksmith-v2/test_outputs/challenger_scenario5.docx
@@ -361,16 +361,10 @@
       </w:r>
     </w:p>
     <w:sectPr>
-      <w:headerReference xmlns:r="http://schemas.openxmlformats.org/officeDocument/2006/relationships" w:type="default" r:id="R88f28d20fb984094"/>
-      <w:footerReference xmlns:r="http://schemas.openxmlformats.org/officeDocument/2006/relationships" w:type="default" r:id="R8522367b6cb94486"/>
+      <w:headerReference xmlns:r="http://schemas.openxmlformats.org/officeDocument/2006/relationships" w:type="default" r:id="R55ed048a61274415"/>
+      <w:footerReference xmlns:r="http://schemas.openxmlformats.org/officeDocument/2006/relationships" w:type="default" r:id="Rc3d88b6f27f04ecb"/>
       <w:pgSz w:w="11906" w:h="16838"/>
       <w:pgMar w:top="1440" w:right="1440" w:bottom="1440" w:left="1440" w:header="576" w:footer="576" w:gutter="0"/>
-      <w:pgBorders w:display="allPages" w:offsetFrom="page">
-        <w:top w:val="single" w:color="D1D5DA" w:sz="8" w:space="24"/>
-        <w:left w:val="single" w:color="D1D5DA" w:sz="8" w:space="24"/>
-        <w:bottom w:val="single" w:color="D1D5DA" w:sz="8" w:space="24"/>
-        <w:right w:val="single" w:color="D1D5DA" w:sz="8" w:space="24"/>
-      </w:pgBorders>
     </w:sectPr>
   </w:body>
 </w:document>
@@ -630,7 +624,7 @@
   <w:docDefaults>
     <w:rPrDefault>
       <w:rPr>
-        <w:rFonts w:ascii="Calibri" w:hAnsi="Calibri" w:eastAsia="Calibri" w:cs="Calibri"/>
+        <w:rFonts w:ascii="Segoe UI Variable" w:hAnsi="Segoe UI Variable" w:eastAsia="Segoe UI Variable" w:cs="Segoe UI Variable"/>
         <w:color w:val="1b1f23"/>
         <w:kern w:val="16"/>
         <w:sz w:val="22"/>
@@ -683,7 +677,7 @@
     </w:pPr>
     <w:rPr>
       <w:b/>
-      <w:color w:val="000000"/>
+      <w:color w:val="090B0C"/>
       <w:sz w:val="32"/>
       <w:szCs w:val="32"/>
     </w:rPr>
@@ -700,7 +694,7 @@
     </w:pPr>
     <w:rPr>
       <w:b/>
-      <w:color w:val="000000"/>
+      <w:color w:val="121417"/>
       <w:sz w:val="28"/>
       <w:szCs w:val="28"/>
     </w:rPr>
@@ -717,7 +711,7 @@
     </w:pPr>
     <w:rPr>
       <w:b/>
-      <w:color w:val="000000"/>
+      <w:color w:val="1b1f23"/>
       <w:sz w:val="24"/>
       <w:szCs w:val="24"/>
     </w:rPr>
@@ -734,7 +728,7 @@
     </w:pPr>
     <w:rPr>
       <w:b/>
-      <w:color w:val="000000"/>
+      <w:color w:val="1b1f23"/>
       <w:sz w:val="22"/>
       <w:szCs w:val="22"/>
     </w:rPr>

--- a/marksmith-v2/test_outputs/challenger_scenario5.docx
+++ b/marksmith-v2/test_outputs/challenger_scenario5.docx
@@ -361,8 +361,8 @@
       </w:r>
     </w:p>
     <w:sectPr>
-      <w:headerReference xmlns:r="http://schemas.openxmlformats.org/officeDocument/2006/relationships" w:type="default" r:id="R55ed048a61274415"/>
-      <w:footerReference xmlns:r="http://schemas.openxmlformats.org/officeDocument/2006/relationships" w:type="default" r:id="Rc3d88b6f27f04ecb"/>
+      <w:headerReference xmlns:r="http://schemas.openxmlformats.org/officeDocument/2006/relationships" w:type="default" r:id="R330c705a0028429a"/>
+      <w:footerReference xmlns:r="http://schemas.openxmlformats.org/officeDocument/2006/relationships" w:type="default" r:id="Rac8ce0bce11b4b2e"/>
       <w:pgSz w:w="11906" w:h="16838"/>
       <w:pgMar w:top="1440" w:right="1440" w:bottom="1440" w:left="1440" w:header="576" w:footer="576" w:gutter="0"/>
     </w:sectPr>

--- a/marksmith-v2/test_outputs/challenger_scenario5.docx
+++ b/marksmith-v2/test_outputs/challenger_scenario5.docx
@@ -361,8 +361,8 @@
       </w:r>
     </w:p>
     <w:sectPr>
-      <w:headerReference xmlns:r="http://schemas.openxmlformats.org/officeDocument/2006/relationships" w:type="default" r:id="R330c705a0028429a"/>
-      <w:footerReference xmlns:r="http://schemas.openxmlformats.org/officeDocument/2006/relationships" w:type="default" r:id="Rac8ce0bce11b4b2e"/>
+      <w:headerReference xmlns:r="http://schemas.openxmlformats.org/officeDocument/2006/relationships" w:type="default" r:id="R1efac16ddf8d41d3"/>
+      <w:footerReference xmlns:r="http://schemas.openxmlformats.org/officeDocument/2006/relationships" w:type="default" r:id="Re3643ee4521e4d42"/>
       <w:pgSz w:w="11906" w:h="16838"/>
       <w:pgMar w:top="1440" w:right="1440" w:bottom="1440" w:left="1440" w:header="576" w:footer="576" w:gutter="0"/>
     </w:sectPr>

--- a/marksmith-v2/test_outputs/challenger_scenario5.docx
+++ b/marksmith-v2/test_outputs/challenger_scenario5.docx
@@ -361,8 +361,8 @@
       </w:r>
     </w:p>
     <w:sectPr>
-      <w:headerReference xmlns:r="http://schemas.openxmlformats.org/officeDocument/2006/relationships" w:type="default" r:id="R1efac16ddf8d41d3"/>
-      <w:footerReference xmlns:r="http://schemas.openxmlformats.org/officeDocument/2006/relationships" w:type="default" r:id="Re3643ee4521e4d42"/>
+      <w:headerReference xmlns:r="http://schemas.openxmlformats.org/officeDocument/2006/relationships" w:type="default" r:id="Rf7509b7f596f4849"/>
+      <w:footerReference xmlns:r="http://schemas.openxmlformats.org/officeDocument/2006/relationships" w:type="default" r:id="R255449c21af141ba"/>
       <w:pgSz w:w="11906" w:h="16838"/>
       <w:pgMar w:top="1440" w:right="1440" w:bottom="1440" w:left="1440" w:header="576" w:footer="576" w:gutter="0"/>
     </w:sectPr>

--- a/marksmith-v2/test_outputs/challenger_scenario5.docx
+++ b/marksmith-v2/test_outputs/challenger_scenario5.docx
@@ -361,8 +361,8 @@
       </w:r>
     </w:p>
     <w:sectPr>
-      <w:headerReference xmlns:r="http://schemas.openxmlformats.org/officeDocument/2006/relationships" w:type="default" r:id="Rf7509b7f596f4849"/>
-      <w:footerReference xmlns:r="http://schemas.openxmlformats.org/officeDocument/2006/relationships" w:type="default" r:id="R255449c21af141ba"/>
+      <w:headerReference xmlns:r="http://schemas.openxmlformats.org/officeDocument/2006/relationships" w:type="default" r:id="Rd513b04f62934760"/>
+      <w:footerReference xmlns:r="http://schemas.openxmlformats.org/officeDocument/2006/relationships" w:type="default" r:id="R75c91f6debe24684"/>
       <w:pgSz w:w="11906" w:h="16838"/>
       <w:pgMar w:top="1440" w:right="1440" w:bottom="1440" w:left="1440" w:header="576" w:footer="576" w:gutter="0"/>
     </w:sectPr>

--- a/marksmith-v2/test_outputs/challenger_scenario5.docx
+++ b/marksmith-v2/test_outputs/challenger_scenario5.docx
@@ -361,8 +361,8 @@
       </w:r>
     </w:p>
     <w:sectPr>
-      <w:headerReference xmlns:r="http://schemas.openxmlformats.org/officeDocument/2006/relationships" w:type="default" r:id="Rd513b04f62934760"/>
-      <w:footerReference xmlns:r="http://schemas.openxmlformats.org/officeDocument/2006/relationships" w:type="default" r:id="R75c91f6debe24684"/>
+      <w:headerReference xmlns:r="http://schemas.openxmlformats.org/officeDocument/2006/relationships" w:type="default" r:id="R0b0d817e7c1f4bd7"/>
+      <w:footerReference xmlns:r="http://schemas.openxmlformats.org/officeDocument/2006/relationships" w:type="default" r:id="Ra51d9d2e22054147"/>
       <w:pgSz w:w="11906" w:h="16838"/>
       <w:pgMar w:top="1440" w:right="1440" w:bottom="1440" w:left="1440" w:header="576" w:footer="576" w:gutter="0"/>
     </w:sectPr>

--- a/marksmith-v2/test_outputs/challenger_scenario5.docx
+++ b/marksmith-v2/test_outputs/challenger_scenario5.docx
@@ -361,8 +361,8 @@
       </w:r>
     </w:p>
     <w:sectPr>
-      <w:headerReference xmlns:r="http://schemas.openxmlformats.org/officeDocument/2006/relationships" w:type="default" r:id="R0b0d817e7c1f4bd7"/>
-      <w:footerReference xmlns:r="http://schemas.openxmlformats.org/officeDocument/2006/relationships" w:type="default" r:id="Ra51d9d2e22054147"/>
+      <w:headerReference xmlns:r="http://schemas.openxmlformats.org/officeDocument/2006/relationships" w:type="default" r:id="Rac7b974e888c4694"/>
+      <w:footerReference xmlns:r="http://schemas.openxmlformats.org/officeDocument/2006/relationships" w:type="default" r:id="R5182f6d1fd8e467c"/>
       <w:pgSz w:w="11906" w:h="16838"/>
       <w:pgMar w:top="1440" w:right="1440" w:bottom="1440" w:left="1440" w:header="576" w:footer="576" w:gutter="0"/>
     </w:sectPr>

--- a/marksmith-v2/test_outputs/challenger_scenario5.docx
+++ b/marksmith-v2/test_outputs/challenger_scenario5.docx
@@ -361,8 +361,8 @@
       </w:r>
     </w:p>
     <w:sectPr>
-      <w:headerReference xmlns:r="http://schemas.openxmlformats.org/officeDocument/2006/relationships" w:type="default" r:id="Rac7b974e888c4694"/>
-      <w:footerReference xmlns:r="http://schemas.openxmlformats.org/officeDocument/2006/relationships" w:type="default" r:id="R5182f6d1fd8e467c"/>
+      <w:headerReference xmlns:r="http://schemas.openxmlformats.org/officeDocument/2006/relationships" w:type="default" r:id="Rc3c4b372238e464d"/>
+      <w:footerReference xmlns:r="http://schemas.openxmlformats.org/officeDocument/2006/relationships" w:type="default" r:id="R039eb7bd64c6406b"/>
       <w:pgSz w:w="11906" w:h="16838"/>
       <w:pgMar w:top="1440" w:right="1440" w:bottom="1440" w:left="1440" w:header="576" w:footer="576" w:gutter="0"/>
     </w:sectPr>

--- a/marksmith-v2/test_outputs/challenger_scenario5.docx
+++ b/marksmith-v2/test_outputs/challenger_scenario5.docx
@@ -361,8 +361,8 @@
       </w:r>
     </w:p>
     <w:sectPr>
-      <w:headerReference xmlns:r="http://schemas.openxmlformats.org/officeDocument/2006/relationships" w:type="default" r:id="Rc3c4b372238e464d"/>
-      <w:footerReference xmlns:r="http://schemas.openxmlformats.org/officeDocument/2006/relationships" w:type="default" r:id="R039eb7bd64c6406b"/>
+      <w:headerReference xmlns:r="http://schemas.openxmlformats.org/officeDocument/2006/relationships" w:type="default" r:id="R3daa6277b28e4b7b"/>
+      <w:footerReference xmlns:r="http://schemas.openxmlformats.org/officeDocument/2006/relationships" w:type="default" r:id="R7d4a46b5671b4dcb"/>
       <w:pgSz w:w="11906" w:h="16838"/>
       <w:pgMar w:top="1440" w:right="1440" w:bottom="1440" w:left="1440" w:header="576" w:footer="576" w:gutter="0"/>
     </w:sectPr>

--- a/marksmith-v2/test_outputs/challenger_scenario5.docx
+++ b/marksmith-v2/test_outputs/challenger_scenario5.docx
@@ -361,8 +361,8 @@
       </w:r>
     </w:p>
     <w:sectPr>
-      <w:headerReference xmlns:r="http://schemas.openxmlformats.org/officeDocument/2006/relationships" w:type="default" r:id="R3daa6277b28e4b7b"/>
-      <w:footerReference xmlns:r="http://schemas.openxmlformats.org/officeDocument/2006/relationships" w:type="default" r:id="R7d4a46b5671b4dcb"/>
+      <w:headerReference xmlns:r="http://schemas.openxmlformats.org/officeDocument/2006/relationships" w:type="default" r:id="R6888818626c04bbd"/>
+      <w:footerReference xmlns:r="http://schemas.openxmlformats.org/officeDocument/2006/relationships" w:type="default" r:id="Rbb79ac4203c54f48"/>
       <w:pgSz w:w="11906" w:h="16838"/>
       <w:pgMar w:top="1440" w:right="1440" w:bottom="1440" w:left="1440" w:header="576" w:footer="576" w:gutter="0"/>
     </w:sectPr>

--- a/marksmith-v2/test_outputs/challenger_scenario5.docx
+++ b/marksmith-v2/test_outputs/challenger_scenario5.docx
@@ -361,8 +361,8 @@
       </w:r>
     </w:p>
     <w:sectPr>
-      <w:headerReference xmlns:r="http://schemas.openxmlformats.org/officeDocument/2006/relationships" w:type="default" r:id="R6888818626c04bbd"/>
-      <w:footerReference xmlns:r="http://schemas.openxmlformats.org/officeDocument/2006/relationships" w:type="default" r:id="Rbb79ac4203c54f48"/>
+      <w:headerReference xmlns:r="http://schemas.openxmlformats.org/officeDocument/2006/relationships" w:type="default" r:id="R894e5ceb6a2244ac"/>
+      <w:footerReference xmlns:r="http://schemas.openxmlformats.org/officeDocument/2006/relationships" w:type="default" r:id="Re9abe7bce2cf4f66"/>
       <w:pgSz w:w="11906" w:h="16838"/>
       <w:pgMar w:top="1440" w:right="1440" w:bottom="1440" w:left="1440" w:header="576" w:footer="576" w:gutter="0"/>
     </w:sectPr>

--- a/marksmith-v2/test_outputs/challenger_scenario5.docx
+++ b/marksmith-v2/test_outputs/challenger_scenario5.docx
@@ -361,8 +361,8 @@
       </w:r>
     </w:p>
     <w:sectPr>
-      <w:headerReference xmlns:r="http://schemas.openxmlformats.org/officeDocument/2006/relationships" w:type="default" r:id="R894e5ceb6a2244ac"/>
-      <w:footerReference xmlns:r="http://schemas.openxmlformats.org/officeDocument/2006/relationships" w:type="default" r:id="Re9abe7bce2cf4f66"/>
+      <w:headerReference xmlns:r="http://schemas.openxmlformats.org/officeDocument/2006/relationships" w:type="default" r:id="R26754be67fde4199"/>
+      <w:footerReference xmlns:r="http://schemas.openxmlformats.org/officeDocument/2006/relationships" w:type="default" r:id="Re34a8527df054986"/>
       <w:pgSz w:w="11906" w:h="16838"/>
       <w:pgMar w:top="1440" w:right="1440" w:bottom="1440" w:left="1440" w:header="576" w:footer="576" w:gutter="0"/>
     </w:sectPr>

--- a/marksmith-v2/test_outputs/challenger_scenario5.docx
+++ b/marksmith-v2/test_outputs/challenger_scenario5.docx
@@ -361,8 +361,8 @@
       </w:r>
     </w:p>
     <w:sectPr>
-      <w:headerReference xmlns:r="http://schemas.openxmlformats.org/officeDocument/2006/relationships" w:type="default" r:id="R26754be67fde4199"/>
-      <w:footerReference xmlns:r="http://schemas.openxmlformats.org/officeDocument/2006/relationships" w:type="default" r:id="Re34a8527df054986"/>
+      <w:headerReference xmlns:r="http://schemas.openxmlformats.org/officeDocument/2006/relationships" w:type="default" r:id="R260dfc9333eb47d4"/>
+      <w:footerReference xmlns:r="http://schemas.openxmlformats.org/officeDocument/2006/relationships" w:type="default" r:id="R7cd9d1dbf40548d7"/>
       <w:pgSz w:w="11906" w:h="16838"/>
       <w:pgMar w:top="1440" w:right="1440" w:bottom="1440" w:left="1440" w:header="576" w:footer="576" w:gutter="0"/>
     </w:sectPr>

--- a/marksmith-v2/test_outputs/challenger_scenario5.docx
+++ b/marksmith-v2/test_outputs/challenger_scenario5.docx
@@ -361,8 +361,8 @@
       </w:r>
     </w:p>
     <w:sectPr>
-      <w:headerReference xmlns:r="http://schemas.openxmlformats.org/officeDocument/2006/relationships" w:type="default" r:id="R260dfc9333eb47d4"/>
-      <w:footerReference xmlns:r="http://schemas.openxmlformats.org/officeDocument/2006/relationships" w:type="default" r:id="R7cd9d1dbf40548d7"/>
+      <w:headerReference xmlns:r="http://schemas.openxmlformats.org/officeDocument/2006/relationships" w:type="default" r:id="R51c997430c3c4d16"/>
+      <w:footerReference xmlns:r="http://schemas.openxmlformats.org/officeDocument/2006/relationships" w:type="default" r:id="R43d5648514a94783"/>
       <w:pgSz w:w="11906" w:h="16838"/>
       <w:pgMar w:top="1440" w:right="1440" w:bottom="1440" w:left="1440" w:header="576" w:footer="576" w:gutter="0"/>
     </w:sectPr>

--- a/marksmith-v2/test_outputs/challenger_scenario5.docx
+++ b/marksmith-v2/test_outputs/challenger_scenario5.docx
@@ -361,8 +361,8 @@
       </w:r>
     </w:p>
     <w:sectPr>
-      <w:headerReference xmlns:r="http://schemas.openxmlformats.org/officeDocument/2006/relationships" w:type="default" r:id="R51c997430c3c4d16"/>
-      <w:footerReference xmlns:r="http://schemas.openxmlformats.org/officeDocument/2006/relationships" w:type="default" r:id="R43d5648514a94783"/>
+      <w:headerReference xmlns:r="http://schemas.openxmlformats.org/officeDocument/2006/relationships" w:type="default" r:id="R9a5ec4eaefb14f1f"/>
+      <w:footerReference xmlns:r="http://schemas.openxmlformats.org/officeDocument/2006/relationships" w:type="default" r:id="Rbd6daf881e4345a7"/>
       <w:pgSz w:w="11906" w:h="16838"/>
       <w:pgMar w:top="1440" w:right="1440" w:bottom="1440" w:left="1440" w:header="576" w:footer="576" w:gutter="0"/>
     </w:sectPr>

--- a/marksmith-v2/test_outputs/challenger_scenario5.docx
+++ b/marksmith-v2/test_outputs/challenger_scenario5.docx
@@ -361,8 +361,8 @@
       </w:r>
     </w:p>
     <w:sectPr>
-      <w:headerReference xmlns:r="http://schemas.openxmlformats.org/officeDocument/2006/relationships" w:type="default" r:id="R9a5ec4eaefb14f1f"/>
-      <w:footerReference xmlns:r="http://schemas.openxmlformats.org/officeDocument/2006/relationships" w:type="default" r:id="Rbd6daf881e4345a7"/>
+      <w:headerReference xmlns:r="http://schemas.openxmlformats.org/officeDocument/2006/relationships" w:type="default" r:id="Rd0787ba4a3154b27"/>
+      <w:footerReference xmlns:r="http://schemas.openxmlformats.org/officeDocument/2006/relationships" w:type="default" r:id="R8d8d6565089a4882"/>
       <w:pgSz w:w="11906" w:h="16838"/>
       <w:pgMar w:top="1440" w:right="1440" w:bottom="1440" w:left="1440" w:header="576" w:footer="576" w:gutter="0"/>
     </w:sectPr>

--- a/marksmith-v2/test_outputs/challenger_scenario5.docx
+++ b/marksmith-v2/test_outputs/challenger_scenario5.docx
@@ -361,8 +361,8 @@
       </w:r>
     </w:p>
     <w:sectPr>
-      <w:headerReference xmlns:r="http://schemas.openxmlformats.org/officeDocument/2006/relationships" w:type="default" r:id="Rd0787ba4a3154b27"/>
-      <w:footerReference xmlns:r="http://schemas.openxmlformats.org/officeDocument/2006/relationships" w:type="default" r:id="R8d8d6565089a4882"/>
+      <w:headerReference xmlns:r="http://schemas.openxmlformats.org/officeDocument/2006/relationships" w:type="default" r:id="R87e4baddebb64751"/>
+      <w:footerReference xmlns:r="http://schemas.openxmlformats.org/officeDocument/2006/relationships" w:type="default" r:id="R631213c54a0d4f24"/>
       <w:pgSz w:w="11906" w:h="16838"/>
       <w:pgMar w:top="1440" w:right="1440" w:bottom="1440" w:left="1440" w:header="576" w:footer="576" w:gutter="0"/>
     </w:sectPr>

--- a/marksmith-v2/test_outputs/challenger_scenario5.docx
+++ b/marksmith-v2/test_outputs/challenger_scenario5.docx
@@ -361,8 +361,8 @@
       </w:r>
     </w:p>
     <w:sectPr>
-      <w:headerReference xmlns:r="http://schemas.openxmlformats.org/officeDocument/2006/relationships" w:type="default" r:id="R87e4baddebb64751"/>
-      <w:footerReference xmlns:r="http://schemas.openxmlformats.org/officeDocument/2006/relationships" w:type="default" r:id="R631213c54a0d4f24"/>
+      <w:headerReference xmlns:r="http://schemas.openxmlformats.org/officeDocument/2006/relationships" w:type="default" r:id="Rbd363c1f0ecc4913"/>
+      <w:footerReference xmlns:r="http://schemas.openxmlformats.org/officeDocument/2006/relationships" w:type="default" r:id="Ra68e114a1e2a4ac8"/>
       <w:pgSz w:w="11906" w:h="16838"/>
       <w:pgMar w:top="1440" w:right="1440" w:bottom="1440" w:left="1440" w:header="576" w:footer="576" w:gutter="0"/>
     </w:sectPr>

--- a/marksmith-v2/test_outputs/challenger_scenario5.docx
+++ b/marksmith-v2/test_outputs/challenger_scenario5.docx
@@ -361,8 +361,8 @@
       </w:r>
     </w:p>
     <w:sectPr>
-      <w:headerReference xmlns:r="http://schemas.openxmlformats.org/officeDocument/2006/relationships" w:type="default" r:id="Rbd363c1f0ecc4913"/>
-      <w:footerReference xmlns:r="http://schemas.openxmlformats.org/officeDocument/2006/relationships" w:type="default" r:id="Ra68e114a1e2a4ac8"/>
+      <w:headerReference xmlns:r="http://schemas.openxmlformats.org/officeDocument/2006/relationships" w:type="default" r:id="R707705361301419f"/>
+      <w:footerReference xmlns:r="http://schemas.openxmlformats.org/officeDocument/2006/relationships" w:type="default" r:id="Rec4106564db249da"/>
       <w:pgSz w:w="11906" w:h="16838"/>
       <w:pgMar w:top="1440" w:right="1440" w:bottom="1440" w:left="1440" w:header="576" w:footer="576" w:gutter="0"/>
     </w:sectPr>

--- a/marksmith-v2/test_outputs/challenger_scenario5.docx
+++ b/marksmith-v2/test_outputs/challenger_scenario5.docx
@@ -361,8 +361,8 @@
       </w:r>
     </w:p>
     <w:sectPr>
-      <w:headerReference xmlns:r="http://schemas.openxmlformats.org/officeDocument/2006/relationships" w:type="default" r:id="R707705361301419f"/>
-      <w:footerReference xmlns:r="http://schemas.openxmlformats.org/officeDocument/2006/relationships" w:type="default" r:id="Rec4106564db249da"/>
+      <w:headerReference xmlns:r="http://schemas.openxmlformats.org/officeDocument/2006/relationships" w:type="default" r:id="R370c2e8e42d448e0"/>
+      <w:footerReference xmlns:r="http://schemas.openxmlformats.org/officeDocument/2006/relationships" w:type="default" r:id="R9aeae75782a64396"/>
       <w:pgSz w:w="11906" w:h="16838"/>
       <w:pgMar w:top="1440" w:right="1440" w:bottom="1440" w:left="1440" w:header="576" w:footer="576" w:gutter="0"/>
     </w:sectPr>
@@ -779,4 +779,22 @@
     </w:rPr>
   </w:style>
 </w:styles>
+</file>
+
+<file path=customXml/item.xml><?xml version="1.0" encoding="utf-8"?>
+<marksmithSource schema="marksmith-source-v1" version="2.0.0.0" exportedUtc="2026-07-31T16:52:29.2510557Z" theme="GitHub Light" mermaidMode="1">
+  <markdown><![CDATA[# Interactive Tabbed Content
+:::tabs
+:::tab title="Overview"
+This is the **Overview** section content.
+:::
+:::tab title="Specifications"
+These are the **Specifications** details.
+:::
+:::tab title="Architecture"
+This is the **Architecture** system design.
+:::
+:::
+]]></markdown>
+</marksmithSource>
 </file>
--- a/marksmith-v2/test_outputs/challenger_scenario5.docx
+++ b/marksmith-v2/test_outputs/challenger_scenario5.docx
@@ -361,8 +361,8 @@
       </w:r>
     </w:p>
     <w:sectPr>
-      <w:headerReference xmlns:r="http://schemas.openxmlformats.org/officeDocument/2006/relationships" w:type="default" r:id="R370c2e8e42d448e0"/>
-      <w:footerReference xmlns:r="http://schemas.openxmlformats.org/officeDocument/2006/relationships" w:type="default" r:id="R9aeae75782a64396"/>
+      <w:headerReference xmlns:r="http://schemas.openxmlformats.org/officeDocument/2006/relationships" w:type="default" r:id="R669d683c10384398"/>
+      <w:footerReference xmlns:r="http://schemas.openxmlformats.org/officeDocument/2006/relationships" w:type="default" r:id="Rc742f3dcce744c96"/>
       <w:pgSz w:w="11906" w:h="16838"/>
       <w:pgMar w:top="1440" w:right="1440" w:bottom="1440" w:left="1440" w:header="576" w:footer="576" w:gutter="0"/>
     </w:sectPr>
@@ -782,7 +782,7 @@
 </file>
 
 <file path=customXml/item.xml><?xml version="1.0" encoding="utf-8"?>
-<marksmithSource schema="marksmith-source-v1" version="2.0.0.0" exportedUtc="2026-07-31T16:52:29.2510557Z" theme="GitHub Light" mermaidMode="1">
+<marksmithSource schema="marksmith-source-v1" version="2.0.0.0" exportedUtc="2026-08-01T10:53:21.1612524Z" theme="GitHub Light" mermaidMode="1">
   <markdown><![CDATA[# Interactive Tabbed Content
 :::tabs
 :::tab title="Overview"
